--- a/TrainerDocs/Session_03_Data_to_Decisions_Analytics.docx
+++ b/TrainerDocs/Session_03_Data_to_Decisions_Analytics.docx
@@ -19,6 +19,11 @@
       </w:r>
       <w:r>
         <w:t>. Learning outcomes</w:t>
+      </w:r>
+    </w:p>
+    <w:p>
+      <w:r>
+        <w:t>By the end of the session, participants should be able to:</w:t>
       </w:r>
     </w:p>
     <w:p>
@@ -30,7 +35,7 @@
         </w:numPr>
       </w:pPr>
       <w:r>
-        <w:t>By the end of the session, participants should be able to:</w:t>
+        <w:t>Ask AI useful analytical questions rather than simply request a summary.</w:t>
       </w:r>
     </w:p>
     <w:p>
@@ -42,7 +47,7 @@
         </w:numPr>
       </w:pPr>
       <w:r>
-        <w:t>Ask AI useful analytical questions rather than simply request a summary.</w:t>
+        <w:t>Explore a dataset using business dimensions such as region, product, segment, status, and time.</w:t>
       </w:r>
     </w:p>
     <w:p>
@@ -54,7 +59,7 @@
         </w:numPr>
       </w:pPr>
       <w:r>
-        <w:t>Explore a dataset using business dimensions such as region, product, segment, status, and time.</w:t>
+        <w:t>Distinguish descriptive statistics from actionable insights.</w:t>
       </w:r>
     </w:p>
     <w:p>
@@ -66,7 +71,7 @@
         </w:numPr>
       </w:pPr>
       <w:r>
-        <w:t>Distinguish descriptive statistics from actionable insights.</w:t>
+        <w:t>Identify outliers, anomalies, potential risks, and opportunities.</w:t>
       </w:r>
     </w:p>
     <w:p>
@@ -78,7 +83,7 @@
         </w:numPr>
       </w:pPr>
       <w:r>
-        <w:t>Identify outliers, anomalies, potential risks, and opportunities.</w:t>
+        <w:t>Validate AI-generated calculations and question unsupported conclusions.</w:t>
       </w:r>
     </w:p>
     <w:p>
@@ -90,7 +95,7 @@
         </w:numPr>
       </w:pPr>
       <w:r>
-        <w:t>Validate AI-generated calculations and question unsupported conclusions.</w:t>
+        <w:t>Recognize data-quality limitations, missing context, and misleading comparisons.</w:t>
       </w:r>
     </w:p>
     <w:p>
@@ -102,7 +107,7 @@
         </w:numPr>
       </w:pPr>
       <w:r>
-        <w:t>Recognize data-quality limitations, missing context, and misleading comparisons.</w:t>
+        <w:t>Translate validated analysis into recommendations and follow-up questions.</w:t>
       </w:r>
     </w:p>
     <w:p>
@@ -114,18 +119,6 @@
         </w:numPr>
       </w:pPr>
       <w:r>
-        <w:t>Translate validated analysis into recommendations and follow-up questions.</w:t>
-      </w:r>
-    </w:p>
-    <w:p>
-      <w:pPr>
-        <w:pStyle w:val="ListParagraph"/>
-        <w:numPr>
-          <w:ilvl w:val="0"/>
-          <w:numId w:val="1"/>
-        </w:numPr>
-      </w:pPr>
-      <w:r>
         <w:t>Use GitHub Copilot to generate and review repeatable analytical code when appropriate.</w:t>
       </w:r>
     </w:p>
@@ -169,7 +162,15 @@
         <w:t>sales_pipeline_300.csv</w:t>
       </w:r>
       <w:r>
-        <w:t xml:space="preserve"> from the WinTrust training pack.</w:t>
+        <w:t xml:space="preserve"> from the </w:t>
+      </w:r>
+      <w:proofErr w:type="spellStart"/>
+      <w:r>
+        <w:t>WinTrust</w:t>
+      </w:r>
+      <w:proofErr w:type="spellEnd"/>
+      <w:r>
+        <w:t xml:space="preserve"> training pack.</w:t>
       </w:r>
     </w:p>
     <w:p>
@@ -275,8 +276,13 @@
       </w:r>
     </w:p>
     <w:p>
-      <w:r>
-        <w:t>WinTrust GenAI &amp; Technology Fluency Program</w:t>
+      <w:proofErr w:type="spellStart"/>
+      <w:r>
+        <w:t>WinTrust</w:t>
+      </w:r>
+      <w:proofErr w:type="spellEnd"/>
+      <w:r>
+        <w:t xml:space="preserve"> GenAI &amp; Technology Fluency Program</w:t>
       </w:r>
     </w:p>
     <w:p>
@@ -470,7 +476,27 @@
           <w:i/>
           <w:iCs/>
         </w:rPr>
-        <w:t>"If Copilot analyzes a dataset and gives you five convincing insights, how do you know whether those insights are correct?"</w:t>
+        <w:t xml:space="preserve">"If Copilot </w:t>
+      </w:r>
+      <w:proofErr w:type="spellStart"/>
+      <w:r>
+        <w:rPr>
+          <w:b/>
+          <w:bCs/>
+          <w:i/>
+          <w:iCs/>
+        </w:rPr>
+        <w:t>analyzes</w:t>
+      </w:r>
+      <w:proofErr w:type="spellEnd"/>
+      <w:r>
+        <w:rPr>
+          <w:b/>
+          <w:bCs/>
+          <w:i/>
+          <w:iCs/>
+        </w:rPr>
+        <w:t xml:space="preserve"> a dataset and gives you five convincing insights, how do you know whether those insights are correct?"</w:t>
       </w:r>
     </w:p>
     <w:p>
@@ -542,7 +568,15 @@
       </w:pPr>
       <w:r>
         <w:lastRenderedPageBreak/>
-        <w:t>"WinTrust should allocate additional sales resources to the West region."</w:t>
+        <w:t>"</w:t>
+      </w:r>
+      <w:proofErr w:type="spellStart"/>
+      <w:r>
+        <w:t>WinTrust</w:t>
+      </w:r>
+      <w:proofErr w:type="spellEnd"/>
+      <w:r>
+        <w:t xml:space="preserve"> should allocate additional sales resources to the West region."</w:t>
       </w:r>
     </w:p>
     <w:p>
@@ -630,7 +664,15 @@
     </w:p>
     <w:p>
       <w:r>
-        <w:t>These examples are illustrative. Do not present them as actual findings from the WinTrust dataset.</w:t>
+        <w:t xml:space="preserve">These examples are illustrative. Do not present them as actual findings from the </w:t>
+      </w:r>
+      <w:proofErr w:type="spellStart"/>
+      <w:r>
+        <w:t>WinTrust</w:t>
+      </w:r>
+      <w:proofErr w:type="spellEnd"/>
+      <w:r>
+        <w:t xml:space="preserve"> dataset.</w:t>
       </w:r>
     </w:p>
     <w:p>
@@ -2281,8 +2323,13 @@
           <w:numId w:val="13"/>
         </w:numPr>
       </w:pPr>
-      <w:r>
-        <w:t>Deal_ID: Deal identifier.</w:t>
+      <w:proofErr w:type="spellStart"/>
+      <w:r>
+        <w:t>Deal_ID</w:t>
+      </w:r>
+      <w:proofErr w:type="spellEnd"/>
+      <w:r>
+        <w:t>: Deal identifier.</w:t>
       </w:r>
     </w:p>
     <w:p>
@@ -2329,8 +2376,13 @@
           <w:numId w:val="13"/>
         </w:numPr>
       </w:pPr>
-      <w:r>
-        <w:t>Customer_Segment: Customer segment.</w:t>
+      <w:proofErr w:type="spellStart"/>
+      <w:r>
+        <w:t>Customer_Segment</w:t>
+      </w:r>
+      <w:proofErr w:type="spellEnd"/>
+      <w:r>
+        <w:t>: Customer segment.</w:t>
       </w:r>
     </w:p>
     <w:p>
@@ -2341,8 +2393,13 @@
           <w:numId w:val="13"/>
         </w:numPr>
       </w:pPr>
-      <w:r>
-        <w:t>Pipeline_Value_INR: Pipeline value in INR.</w:t>
+      <w:proofErr w:type="spellStart"/>
+      <w:r>
+        <w:t>Pipeline_Value_INR</w:t>
+      </w:r>
+      <w:proofErr w:type="spellEnd"/>
+      <w:r>
+        <w:t>: Pipeline value in INR.</w:t>
       </w:r>
     </w:p>
     <w:p>
@@ -2353,8 +2410,13 @@
           <w:numId w:val="13"/>
         </w:numPr>
       </w:pPr>
-      <w:r>
-        <w:t>Win_Probability: Win probability associated with the deal.</w:t>
+      <w:proofErr w:type="spellStart"/>
+      <w:r>
+        <w:t>Win_Probability</w:t>
+      </w:r>
+      <w:proofErr w:type="spellEnd"/>
+      <w:r>
+        <w:t>: Win probability associated with the deal.</w:t>
       </w:r>
     </w:p>
     <w:p>
@@ -2365,8 +2427,13 @@
           <w:numId w:val="13"/>
         </w:numPr>
       </w:pPr>
-      <w:r>
-        <w:t>Actual_Revenue_INR: Actual revenue in INR.</w:t>
+      <w:proofErr w:type="spellStart"/>
+      <w:r>
+        <w:t>Actual_Revenue_INR</w:t>
+      </w:r>
+      <w:proofErr w:type="spellEnd"/>
+      <w:r>
+        <w:t>: Actual revenue in INR.</w:t>
       </w:r>
     </w:p>
     <w:p>
@@ -2389,8 +2456,13 @@
           <w:numId w:val="13"/>
         </w:numPr>
       </w:pPr>
-      <w:r>
-        <w:t>Customer_Risk: Customer risk classification.</w:t>
+      <w:proofErr w:type="spellStart"/>
+      <w:r>
+        <w:t>Customer_Risk</w:t>
+      </w:r>
+      <w:proofErr w:type="spellEnd"/>
+      <w:r>
+        <w:t>: Customer risk classification.</w:t>
       </w:r>
     </w:p>
     <w:p>
@@ -2522,7 +2594,23 @@
           <w:b/>
           <w:bCs/>
         </w:rPr>
-        <w:t>Questions to consider before analyzing the dataset</w:t>
+        <w:t xml:space="preserve">Questions to consider before </w:t>
+      </w:r>
+      <w:proofErr w:type="spellStart"/>
+      <w:r>
+        <w:rPr>
+          <w:b/>
+          <w:bCs/>
+        </w:rPr>
+        <w:t>analyzing</w:t>
+      </w:r>
+      <w:proofErr w:type="spellEnd"/>
+      <w:r>
+        <w:rPr>
+          <w:b/>
+          <w:bCs/>
+        </w:rPr>
+        <w:t xml:space="preserve"> the dataset</w:t>
       </w:r>
     </w:p>
     <w:p>
@@ -2633,7 +2721,15 @@
         </w:numPr>
       </w:pPr>
       <w:r>
-        <w:t>Confirm how Win_Probability is represented before calculating or interpreting it.</w:t>
+        <w:t xml:space="preserve">Confirm how </w:t>
+      </w:r>
+      <w:proofErr w:type="spellStart"/>
+      <w:r>
+        <w:t>Win_Probability</w:t>
+      </w:r>
+      <w:proofErr w:type="spellEnd"/>
+      <w:r>
+        <w:t xml:space="preserve"> is represented before calculating or interpreting it.</w:t>
       </w:r>
     </w:p>
     <w:p>
@@ -2645,7 +2741,15 @@
         </w:numPr>
       </w:pPr>
       <w:r>
-        <w:t>Establish the business meaning and categories of Customer_Risk.</w:t>
+        <w:t xml:space="preserve">Establish the business meaning and categories of </w:t>
+      </w:r>
+      <w:proofErr w:type="spellStart"/>
+      <w:r>
+        <w:t>Customer_Risk</w:t>
+      </w:r>
+      <w:proofErr w:type="spellEnd"/>
+      <w:r>
+        <w:t>.</w:t>
       </w:r>
     </w:p>
     <w:p>
@@ -2669,7 +2773,15 @@
         </w:numPr>
       </w:pPr>
       <w:r>
-        <w:t>Confirm how Actual_Revenue_INR is populated for deals that have not closed.</w:t>
+        <w:t xml:space="preserve">Confirm how </w:t>
+      </w:r>
+      <w:proofErr w:type="spellStart"/>
+      <w:r>
+        <w:t>Actual_Revenue_INR</w:t>
+      </w:r>
+      <w:proofErr w:type="spellEnd"/>
+      <w:r>
+        <w:t xml:space="preserve"> is populated for deals that have not closed.</w:t>
       </w:r>
     </w:p>
     <w:p>
@@ -2778,7 +2890,15 @@
         <w:t>1</w:t>
       </w:r>
       <w:r>
-        <w:t>. Demo 1: Explore and analyze the dataset</w:t>
+        <w:t xml:space="preserve">. Demo 1: Explore and </w:t>
+      </w:r>
+      <w:proofErr w:type="spellStart"/>
+      <w:r>
+        <w:t>analyze</w:t>
+      </w:r>
+      <w:proofErr w:type="spellEnd"/>
+      <w:r>
+        <w:t xml:space="preserve"> the dataset</w:t>
       </w:r>
     </w:p>
     <w:p>
@@ -4791,7 +4911,15 @@
     </w:p>
     <w:p>
       <w:r>
-        <w:t>Do not present these patterns as actual findings about WinTrust. Use them to demonstrate how an observation becomes an investigation.</w:t>
+        <w:t xml:space="preserve">Do not present these patterns as actual findings about </w:t>
+      </w:r>
+      <w:proofErr w:type="spellStart"/>
+      <w:r>
+        <w:t>WinTrust</w:t>
+      </w:r>
+      <w:proofErr w:type="spellEnd"/>
+      <w:r>
+        <w:t>. Use them to demonstrate how an observation becomes an investigation.</w:t>
       </w:r>
     </w:p>
     <w:p>
@@ -8732,12 +8860,21 @@
           <w:lang w:val="en-US"/>
         </w:rPr>
       </w:pPr>
-      <w:r>
-        <w:rPr>
-          <w:rFonts w:ascii="Cascadia Code" w:hAnsi="Cascadia Code" w:cs="Cascadia Code"/>
-          <w:lang w:val="en-US"/>
-        </w:rPr>
-        <w:t>WinTrust data-quality exceptions dataset.</w:t>
+      <w:proofErr w:type="spellStart"/>
+      <w:r>
+        <w:rPr>
+          <w:rFonts w:ascii="Cascadia Code" w:hAnsi="Cascadia Code" w:cs="Cascadia Code"/>
+          <w:lang w:val="en-US"/>
+        </w:rPr>
+        <w:t>WinTrust</w:t>
+      </w:r>
+      <w:proofErr w:type="spellEnd"/>
+      <w:r>
+        <w:rPr>
+          <w:rFonts w:ascii="Cascadia Code" w:hAnsi="Cascadia Code" w:cs="Cascadia Code"/>
+          <w:lang w:val="en-US"/>
+        </w:rPr>
+        <w:t xml:space="preserve"> data-quality exceptions dataset.</w:t>
       </w:r>
     </w:p>
     <w:p>
@@ -9370,11 +9507,19 @@
           <w:rFonts w:ascii="Cascadia Code" w:hAnsi="Cascadia Code" w:cs="Cascadia Code"/>
         </w:rPr>
       </w:pPr>
-      <w:r>
-        <w:rPr>
-          <w:rFonts w:ascii="Cascadia Code" w:hAnsi="Cascadia Code" w:cs="Cascadia Code"/>
-        </w:rPr>
-        <w:t>Analyze the dataset from an operational-management perspective. Identify patterns that could indicate process bottlenecks, slow sales cycles, regional execution issues or customer-risk concentration. Recommend three operational investigations.</w:t>
+      <w:proofErr w:type="spellStart"/>
+      <w:r>
+        <w:rPr>
+          <w:rFonts w:ascii="Cascadia Code" w:hAnsi="Cascadia Code" w:cs="Cascadia Code"/>
+        </w:rPr>
+        <w:t>Analyze</w:t>
+      </w:r>
+      <w:proofErr w:type="spellEnd"/>
+      <w:r>
+        <w:rPr>
+          <w:rFonts w:ascii="Cascadia Code" w:hAnsi="Cascadia Code" w:cs="Cascadia Code"/>
+        </w:rPr>
+        <w:t xml:space="preserve"> the dataset from an operational-management perspective. Identify patterns that could indicate process bottlenecks, slow sales cycles, regional execution issues or customer-risk concentration. Recommend three operational investigations.</w:t>
       </w:r>
     </w:p>
     <w:p/>
@@ -9442,7 +9587,23 @@
           <w:rFonts w:ascii="Cascadia Code" w:hAnsi="Cascadia Code" w:cs="Cascadia Code"/>
           <w:lang w:val="en-US"/>
         </w:rPr>
-        <w:t>Analyze the supplied WinTrust operational ticket dataset.</w:t>
+        <w:t xml:space="preserve">Analyze the supplied </w:t>
+      </w:r>
+      <w:proofErr w:type="spellStart"/>
+      <w:r>
+        <w:rPr>
+          <w:rFonts w:ascii="Cascadia Code" w:hAnsi="Cascadia Code" w:cs="Cascadia Code"/>
+          <w:lang w:val="en-US"/>
+        </w:rPr>
+        <w:t>WinTrust</w:t>
+      </w:r>
+      <w:proofErr w:type="spellEnd"/>
+      <w:r>
+        <w:rPr>
+          <w:rFonts w:ascii="Cascadia Code" w:hAnsi="Cascadia Code" w:cs="Cascadia Code"/>
+          <w:lang w:val="en-US"/>
+        </w:rPr>
+        <w:t xml:space="preserve"> operational ticket dataset.</w:t>
       </w:r>
     </w:p>
     <w:p>
@@ -10526,7 +10687,23 @@
         <w:t>Scenario</w:t>
       </w:r>
       <w:r>
-        <w:t>: The WinTrust data team needs to analyze sales pipeline performance and identify patterns that management should investigate.</w:t>
+        <w:t xml:space="preserve">: The </w:t>
+      </w:r>
+      <w:proofErr w:type="spellStart"/>
+      <w:r>
+        <w:t>WinTrust</w:t>
+      </w:r>
+      <w:proofErr w:type="spellEnd"/>
+      <w:r>
+        <w:t xml:space="preserve"> data team needs to </w:t>
+      </w:r>
+      <w:proofErr w:type="spellStart"/>
+      <w:r>
+        <w:t>analyze</w:t>
+      </w:r>
+      <w:proofErr w:type="spellEnd"/>
+      <w:r>
+        <w:t xml:space="preserve"> sales pipeline performance and identify patterns that management should investigate.</w:t>
       </w:r>
     </w:p>
     <w:p>
@@ -10545,16 +10722,86 @@
       </w:r>
     </w:p>
     <w:p>
-      <w:r>
-        <w:rPr>
-          <w:rFonts w:ascii="Cascadia Code" w:hAnsi="Cascadia Code" w:cs="Cascadia Code"/>
-          <w:lang w:val="en-US"/>
-        </w:rPr>
-        <w:t>Deal_ID, Month, Region, Product, Customer_Segment, Pipeline_Value_INR, Win_Probability,</w:t>
-      </w:r>
-      <w:r>
-        <w:t xml:space="preserve"> Actual_Revenue_INR, Sales_Cycle_Days, Customer_Risk</w:t>
-      </w:r>
+      <w:proofErr w:type="spellStart"/>
+      <w:r>
+        <w:rPr>
+          <w:rFonts w:ascii="Cascadia Code" w:hAnsi="Cascadia Code" w:cs="Cascadia Code"/>
+          <w:lang w:val="en-US"/>
+        </w:rPr>
+        <w:t>Deal_ID</w:t>
+      </w:r>
+      <w:proofErr w:type="spellEnd"/>
+      <w:r>
+        <w:rPr>
+          <w:rFonts w:ascii="Cascadia Code" w:hAnsi="Cascadia Code" w:cs="Cascadia Code"/>
+          <w:lang w:val="en-US"/>
+        </w:rPr>
+        <w:t xml:space="preserve">, Month, Region, Product, </w:t>
+      </w:r>
+      <w:proofErr w:type="spellStart"/>
+      <w:r>
+        <w:rPr>
+          <w:rFonts w:ascii="Cascadia Code" w:hAnsi="Cascadia Code" w:cs="Cascadia Code"/>
+          <w:lang w:val="en-US"/>
+        </w:rPr>
+        <w:t>Customer_Segment</w:t>
+      </w:r>
+      <w:proofErr w:type="spellEnd"/>
+      <w:r>
+        <w:rPr>
+          <w:rFonts w:ascii="Cascadia Code" w:hAnsi="Cascadia Code" w:cs="Cascadia Code"/>
+          <w:lang w:val="en-US"/>
+        </w:rPr>
+        <w:t xml:space="preserve">, </w:t>
+      </w:r>
+      <w:proofErr w:type="spellStart"/>
+      <w:r>
+        <w:rPr>
+          <w:rFonts w:ascii="Cascadia Code" w:hAnsi="Cascadia Code" w:cs="Cascadia Code"/>
+          <w:lang w:val="en-US"/>
+        </w:rPr>
+        <w:t>Pipeline_Value_INR</w:t>
+      </w:r>
+      <w:proofErr w:type="spellEnd"/>
+      <w:r>
+        <w:rPr>
+          <w:rFonts w:ascii="Cascadia Code" w:hAnsi="Cascadia Code" w:cs="Cascadia Code"/>
+          <w:lang w:val="en-US"/>
+        </w:rPr>
+        <w:t xml:space="preserve">, </w:t>
+      </w:r>
+      <w:proofErr w:type="spellStart"/>
+      <w:r>
+        <w:rPr>
+          <w:rFonts w:ascii="Cascadia Code" w:hAnsi="Cascadia Code" w:cs="Cascadia Code"/>
+          <w:lang w:val="en-US"/>
+        </w:rPr>
+        <w:t>Win_Probability</w:t>
+      </w:r>
+      <w:proofErr w:type="spellEnd"/>
+      <w:r>
+        <w:rPr>
+          <w:rFonts w:ascii="Cascadia Code" w:hAnsi="Cascadia Code" w:cs="Cascadia Code"/>
+          <w:lang w:val="en-US"/>
+        </w:rPr>
+        <w:t>,</w:t>
+      </w:r>
+      <w:r>
+        <w:t xml:space="preserve"> </w:t>
+      </w:r>
+      <w:proofErr w:type="spellStart"/>
+      <w:r>
+        <w:t>Actual_Revenue_INR</w:t>
+      </w:r>
+      <w:proofErr w:type="spellEnd"/>
+      <w:r>
+        <w:t xml:space="preserve">, Sales_Cycle_Days, </w:t>
+      </w:r>
+      <w:proofErr w:type="spellStart"/>
+      <w:r>
+        <w:t>Customer_Risk</w:t>
+      </w:r>
+      <w:proofErr w:type="spellEnd"/>
     </w:p>
     <w:p>
       <w:pPr>
@@ -10627,7 +10874,21 @@
         <w:rPr>
           <w:rFonts w:ascii="Cascadia Code" w:hAnsi="Cascadia Code" w:cs="Cascadia Code"/>
         </w:rPr>
-        <w:t>The WinTrust data team needs a sales performance summary.</w:t>
+        <w:t xml:space="preserve">The </w:t>
+      </w:r>
+      <w:proofErr w:type="spellStart"/>
+      <w:r>
+        <w:rPr>
+          <w:rFonts w:ascii="Cascadia Code" w:hAnsi="Cascadia Code" w:cs="Cascadia Code"/>
+        </w:rPr>
+        <w:t>WinTrust</w:t>
+      </w:r>
+      <w:proofErr w:type="spellEnd"/>
+      <w:r>
+        <w:rPr>
+          <w:rFonts w:ascii="Cascadia Code" w:hAnsi="Cascadia Code" w:cs="Cascadia Code"/>
+        </w:rPr>
+        <w:t xml:space="preserve"> data team needs a sales performance summary.</w:t>
       </w:r>
     </w:p>
     <w:p>
@@ -10677,59 +10938,144 @@
           <w:rFonts w:ascii="Cascadia Code" w:hAnsi="Cascadia Code" w:cs="Cascadia Code"/>
         </w:rPr>
       </w:pPr>
-      <w:r>
-        <w:rPr>
-          <w:rFonts w:ascii="Cascadia Code" w:hAnsi="Cascadia Code" w:cs="Cascadia Code"/>
-        </w:rPr>
-        <w:t>Deal_ID, Month, Region, Product, Customer_Segment,</w:t>
+      <w:proofErr w:type="spellStart"/>
+      <w:r>
+        <w:rPr>
+          <w:rFonts w:ascii="Cascadia Code" w:hAnsi="Cascadia Code" w:cs="Cascadia Code"/>
+        </w:rPr>
+        <w:t>Deal_ID</w:t>
+      </w:r>
+      <w:proofErr w:type="spellEnd"/>
+      <w:r>
+        <w:rPr>
+          <w:rFonts w:ascii="Cascadia Code" w:hAnsi="Cascadia Code" w:cs="Cascadia Code"/>
+        </w:rPr>
+        <w:t xml:space="preserve">, Month, Region, Product, </w:t>
+      </w:r>
+      <w:proofErr w:type="spellStart"/>
+      <w:r>
+        <w:rPr>
+          <w:rFonts w:ascii="Cascadia Code" w:hAnsi="Cascadia Code" w:cs="Cascadia Code"/>
+        </w:rPr>
+        <w:t>Customer_Segment</w:t>
+      </w:r>
+      <w:proofErr w:type="spellEnd"/>
+      <w:r>
+        <w:rPr>
+          <w:rFonts w:ascii="Cascadia Code" w:hAnsi="Cascadia Code" w:cs="Cascadia Code"/>
+        </w:rPr>
+        <w:t>,</w:t>
       </w:r>
       <w:r>
         <w:rPr>
           <w:rFonts w:ascii="Cascadia Code" w:hAnsi="Cascadia Code" w:cs="Cascadia Code"/>
         </w:rPr>
         <w:br/>
-        <w:t>Pipeline_Value_INR, Win_Probability, Actual_Revenue_INR,</w:t>
+      </w:r>
+      <w:proofErr w:type="spellStart"/>
+      <w:r>
+        <w:rPr>
+          <w:rFonts w:ascii="Cascadia Code" w:hAnsi="Cascadia Code" w:cs="Cascadia Code"/>
+        </w:rPr>
+        <w:t>Pipeline_Value_INR</w:t>
+      </w:r>
+      <w:proofErr w:type="spellEnd"/>
+      <w:r>
+        <w:rPr>
+          <w:rFonts w:ascii="Cascadia Code" w:hAnsi="Cascadia Code" w:cs="Cascadia Code"/>
+        </w:rPr>
+        <w:t xml:space="preserve">, </w:t>
+      </w:r>
+      <w:proofErr w:type="spellStart"/>
+      <w:r>
+        <w:rPr>
+          <w:rFonts w:ascii="Cascadia Code" w:hAnsi="Cascadia Code" w:cs="Cascadia Code"/>
+        </w:rPr>
+        <w:t>Win_Probability</w:t>
+      </w:r>
+      <w:proofErr w:type="spellEnd"/>
+      <w:r>
+        <w:rPr>
+          <w:rFonts w:ascii="Cascadia Code" w:hAnsi="Cascadia Code" w:cs="Cascadia Code"/>
+        </w:rPr>
+        <w:t xml:space="preserve">, </w:t>
+      </w:r>
+      <w:proofErr w:type="spellStart"/>
+      <w:r>
+        <w:rPr>
+          <w:rFonts w:ascii="Cascadia Code" w:hAnsi="Cascadia Code" w:cs="Cascadia Code"/>
+        </w:rPr>
+        <w:t>Actual_Revenue_INR</w:t>
+      </w:r>
+      <w:proofErr w:type="spellEnd"/>
+      <w:r>
+        <w:rPr>
+          <w:rFonts w:ascii="Cascadia Code" w:hAnsi="Cascadia Code" w:cs="Cascadia Code"/>
+        </w:rPr>
+        <w:t>,</w:t>
       </w:r>
       <w:r>
         <w:rPr>
           <w:rFonts w:ascii="Cascadia Code" w:hAnsi="Cascadia Code" w:cs="Cascadia Code"/>
         </w:rPr>
         <w:br/>
-        <w:t>Sales_Cycle_Days, Customer_Risk</w:t>
-      </w:r>
-    </w:p>
-    <w:p>
-      <w:pPr>
-        <w:pBdr>
-          <w:top w:val="single" w:sz="4" w:space="1" w:color="auto"/>
-          <w:left w:val="single" w:sz="4" w:space="4" w:color="auto"/>
-          <w:bottom w:val="single" w:sz="4" w:space="1" w:color="auto"/>
-          <w:right w:val="single" w:sz="4" w:space="4" w:color="auto"/>
-        </w:pBdr>
-        <w:spacing w:after="0" w:line="240" w:lineRule="auto"/>
-        <w:rPr>
-          <w:rFonts w:ascii="Cascadia Code" w:hAnsi="Cascadia Code" w:cs="Cascadia Code"/>
-        </w:rPr>
-      </w:pPr>
-    </w:p>
-    <w:p>
-      <w:pPr>
-        <w:pBdr>
-          <w:top w:val="single" w:sz="4" w:space="1" w:color="auto"/>
-          <w:left w:val="single" w:sz="4" w:space="4" w:color="auto"/>
-          <w:bottom w:val="single" w:sz="4" w:space="1" w:color="auto"/>
-          <w:right w:val="single" w:sz="4" w:space="4" w:color="auto"/>
-        </w:pBdr>
-        <w:spacing w:after="0" w:line="240" w:lineRule="auto"/>
-        <w:rPr>
-          <w:rFonts w:ascii="Cascadia Code" w:hAnsi="Cascadia Code" w:cs="Cascadia Code"/>
-        </w:rPr>
-      </w:pPr>
-      <w:r>
-        <w:rPr>
-          <w:rFonts w:ascii="Cascadia Code" w:hAnsi="Cascadia Code" w:cs="Cascadia Code"/>
-        </w:rPr>
-        <w:t>Generate SQL for a table named sales_pipeline with the same columns.</w:t>
+        <w:t xml:space="preserve">Sales_Cycle_Days, </w:t>
+      </w:r>
+      <w:proofErr w:type="spellStart"/>
+      <w:r>
+        <w:rPr>
+          <w:rFonts w:ascii="Cascadia Code" w:hAnsi="Cascadia Code" w:cs="Cascadia Code"/>
+        </w:rPr>
+        <w:t>Customer_Risk</w:t>
+      </w:r>
+      <w:proofErr w:type="spellEnd"/>
+    </w:p>
+    <w:p>
+      <w:pPr>
+        <w:pBdr>
+          <w:top w:val="single" w:sz="4" w:space="1" w:color="auto"/>
+          <w:left w:val="single" w:sz="4" w:space="4" w:color="auto"/>
+          <w:bottom w:val="single" w:sz="4" w:space="1" w:color="auto"/>
+          <w:right w:val="single" w:sz="4" w:space="4" w:color="auto"/>
+        </w:pBdr>
+        <w:spacing w:after="0" w:line="240" w:lineRule="auto"/>
+        <w:rPr>
+          <w:rFonts w:ascii="Cascadia Code" w:hAnsi="Cascadia Code" w:cs="Cascadia Code"/>
+        </w:rPr>
+      </w:pPr>
+    </w:p>
+    <w:p>
+      <w:pPr>
+        <w:pBdr>
+          <w:top w:val="single" w:sz="4" w:space="1" w:color="auto"/>
+          <w:left w:val="single" w:sz="4" w:space="4" w:color="auto"/>
+          <w:bottom w:val="single" w:sz="4" w:space="1" w:color="auto"/>
+          <w:right w:val="single" w:sz="4" w:space="4" w:color="auto"/>
+        </w:pBdr>
+        <w:spacing w:after="0" w:line="240" w:lineRule="auto"/>
+        <w:rPr>
+          <w:rFonts w:ascii="Cascadia Code" w:hAnsi="Cascadia Code" w:cs="Cascadia Code"/>
+        </w:rPr>
+      </w:pPr>
+      <w:r>
+        <w:rPr>
+          <w:rFonts w:ascii="Cascadia Code" w:hAnsi="Cascadia Code" w:cs="Cascadia Code"/>
+        </w:rPr>
+        <w:t xml:space="preserve">Generate SQL for a table named </w:t>
+      </w:r>
+      <w:proofErr w:type="spellStart"/>
+      <w:r>
+        <w:rPr>
+          <w:rFonts w:ascii="Cascadia Code" w:hAnsi="Cascadia Code" w:cs="Cascadia Code"/>
+        </w:rPr>
+        <w:t>sales_pipeline</w:t>
+      </w:r>
+      <w:proofErr w:type="spellEnd"/>
+      <w:r>
+        <w:rPr>
+          <w:rFonts w:ascii="Cascadia Code" w:hAnsi="Cascadia Code" w:cs="Cascadia Code"/>
+        </w:rPr>
+        <w:t xml:space="preserve"> with the same columns.</w:t>
       </w:r>
     </w:p>
     <w:p>
@@ -10811,7 +11157,21 @@
         <w:rPr>
           <w:rFonts w:ascii="Cascadia Code" w:hAnsi="Cascadia Code" w:cs="Cascadia Code"/>
         </w:rPr>
-        <w:t>Calculate the average Win_Probability and average Sales_Cycle_Days.</w:t>
+        <w:t xml:space="preserve">Calculate the average </w:t>
+      </w:r>
+      <w:proofErr w:type="spellStart"/>
+      <w:r>
+        <w:rPr>
+          <w:rFonts w:ascii="Cascadia Code" w:hAnsi="Cascadia Code" w:cs="Cascadia Code"/>
+        </w:rPr>
+        <w:t>Win_Probability</w:t>
+      </w:r>
+      <w:proofErr w:type="spellEnd"/>
+      <w:r>
+        <w:rPr>
+          <w:rFonts w:ascii="Cascadia Code" w:hAnsi="Cascadia Code" w:cs="Cascadia Code"/>
+        </w:rPr>
+        <w:t xml:space="preserve"> and average Sales_Cycle_Days.</w:t>
       </w:r>
     </w:p>
     <w:p>
@@ -10944,7 +11304,21 @@
         <w:rPr>
           <w:rFonts w:ascii="Cascadia Code" w:hAnsi="Cascadia Code" w:cs="Cascadia Code"/>
         </w:rPr>
-        <w:t>Do not invent columns such as Deal_Status.</w:t>
+        <w:t xml:space="preserve">Do not invent columns such as </w:t>
+      </w:r>
+      <w:proofErr w:type="spellStart"/>
+      <w:r>
+        <w:rPr>
+          <w:rFonts w:ascii="Cascadia Code" w:hAnsi="Cascadia Code" w:cs="Cascadia Code"/>
+        </w:rPr>
+        <w:t>Deal_Status</w:t>
+      </w:r>
+      <w:proofErr w:type="spellEnd"/>
+      <w:r>
+        <w:rPr>
+          <w:rFonts w:ascii="Cascadia Code" w:hAnsi="Cascadia Code" w:cs="Cascadia Code"/>
+        </w:rPr>
+        <w:t>.</w:t>
       </w:r>
     </w:p>
     <w:p>
@@ -10998,7 +11372,21 @@
         <w:rPr>
           <w:rFonts w:ascii="Cascadia Code" w:hAnsi="Cascadia Code" w:cs="Cascadia Code"/>
         </w:rPr>
-        <w:t>Do not assume the representation of Win_Probability without</w:t>
+        <w:t xml:space="preserve">Do not assume the representation of </w:t>
+      </w:r>
+      <w:proofErr w:type="spellStart"/>
+      <w:r>
+        <w:rPr>
+          <w:rFonts w:ascii="Cascadia Code" w:hAnsi="Cascadia Code" w:cs="Cascadia Code"/>
+        </w:rPr>
+        <w:t>Win_Probability</w:t>
+      </w:r>
+      <w:proofErr w:type="spellEnd"/>
+      <w:r>
+        <w:rPr>
+          <w:rFonts w:ascii="Cascadia Code" w:hAnsi="Cascadia Code" w:cs="Cascadia Code"/>
+        </w:rPr>
+        <w:t xml:space="preserve"> without</w:t>
       </w:r>
       <w:r>
         <w:rPr>
@@ -11259,13 +11647,7 @@
         <w:t xml:space="preserve">. </w:t>
       </w:r>
       <w:r>
-        <w:t>Demo 7</w:t>
-      </w:r>
-      <w:r>
-        <w:t>B</w:t>
-      </w:r>
-      <w:r>
-        <w:t xml:space="preserve">: </w:t>
+        <w:t xml:space="preserve">Demo 7B: </w:t>
       </w:r>
       <w:r>
         <w:t>GitHub Copilot example: Data team</w:t>
@@ -11441,8 +11823,16 @@
         <w:rPr>
           <w:rFonts w:ascii="Cascadia Code" w:hAnsi="Cascadia Code" w:cs="Cascadia Code"/>
         </w:rPr>
-        <w:t>Incorrect interpretation of Win_Probability</w:t>
-      </w:r>
+        <w:t xml:space="preserve">Incorrect interpretation of </w:t>
+      </w:r>
+      <w:proofErr w:type="spellStart"/>
+      <w:r>
+        <w:rPr>
+          <w:rFonts w:ascii="Cascadia Code" w:hAnsi="Cascadia Code" w:cs="Cascadia Code"/>
+        </w:rPr>
+        <w:t>Win_Probability</w:t>
+      </w:r>
+      <w:proofErr w:type="spellEnd"/>
     </w:p>
     <w:p>
       <w:pPr>
@@ -11465,8 +11855,30 @@
         <w:rPr>
           <w:rFonts w:ascii="Cascadia Code" w:hAnsi="Cascadia Code" w:cs="Cascadia Code"/>
         </w:rPr>
-        <w:t>Confusion between Pipeline_Value_INR and Actual_Revenue_INR</w:t>
-      </w:r>
+        <w:t xml:space="preserve">Confusion between </w:t>
+      </w:r>
+      <w:proofErr w:type="spellStart"/>
+      <w:r>
+        <w:rPr>
+          <w:rFonts w:ascii="Cascadia Code" w:hAnsi="Cascadia Code" w:cs="Cascadia Code"/>
+        </w:rPr>
+        <w:t>Pipeline_Value_INR</w:t>
+      </w:r>
+      <w:proofErr w:type="spellEnd"/>
+      <w:r>
+        <w:rPr>
+          <w:rFonts w:ascii="Cascadia Code" w:hAnsi="Cascadia Code" w:cs="Cascadia Code"/>
+        </w:rPr>
+        <w:t xml:space="preserve"> and </w:t>
+      </w:r>
+      <w:proofErr w:type="spellStart"/>
+      <w:r>
+        <w:rPr>
+          <w:rFonts w:ascii="Cascadia Code" w:hAnsi="Cascadia Code" w:cs="Cascadia Code"/>
+        </w:rPr>
+        <w:t>Actual_Revenue_INR</w:t>
+      </w:r>
+      <w:proofErr w:type="spellEnd"/>
     </w:p>
     <w:p>
       <w:pPr>
@@ -14240,18 +14652,34 @@
     <w:p>
       <w:r>
         <w:lastRenderedPageBreak/>
-        <w:t>You are supporting a WinTrust business leader who wants to understand the current sales pipeline and identify where management attention may be required.</w:t>
+        <w:t xml:space="preserve">You are supporting a </w:t>
+      </w:r>
+      <w:proofErr w:type="spellStart"/>
+      <w:r>
+        <w:t>WinTrust</w:t>
+      </w:r>
+      <w:proofErr w:type="spellEnd"/>
+      <w:r>
+        <w:t xml:space="preserve"> business leader who wants to understand the current sales pipeline and identify where management attention may be required.</w:t>
       </w:r>
     </w:p>
     <w:p>
       <w:r>
         <w:t xml:space="preserve">You have 30 minutes to </w:t>
       </w:r>
-      <w:r>
-        <w:rPr>
-          <w:rFonts w:ascii="Cascadia Code" w:hAnsi="Cascadia Code" w:cs="Cascadia Code"/>
-        </w:rPr>
-        <w:t>analyze sales_pipeline_300.csv</w:t>
+      <w:proofErr w:type="spellStart"/>
+      <w:r>
+        <w:rPr>
+          <w:rFonts w:ascii="Cascadia Code" w:hAnsi="Cascadia Code" w:cs="Cascadia Code"/>
+        </w:rPr>
+        <w:t>analyze</w:t>
+      </w:r>
+      <w:proofErr w:type="spellEnd"/>
+      <w:r>
+        <w:rPr>
+          <w:rFonts w:ascii="Cascadia Code" w:hAnsi="Cascadia Code" w:cs="Cascadia Code"/>
+        </w:rPr>
+        <w:t xml:space="preserve"> sales_pipeline_300.csv</w:t>
       </w:r>
       <w:r>
         <w:t xml:space="preserve"> and produce a concise, evidence-based recommendation.</w:t>
@@ -14292,8 +14720,13 @@
           <w:numId w:val="33"/>
         </w:numPr>
       </w:pPr>
-      <w:r>
-        <w:t>Analyze relevant differences across regions, products, customer segments, and deal outcomes.</w:t>
+      <w:proofErr w:type="spellStart"/>
+      <w:r>
+        <w:t>Analyze</w:t>
+      </w:r>
+      <w:proofErr w:type="spellEnd"/>
+      <w:r>
+        <w:t xml:space="preserve"> relevant differences across regions, products, customer segments, and deal outcomes.</w:t>
       </w:r>
     </w:p>
     <w:p>
@@ -14915,12 +15348,21 @@
           <w:lang w:val="en-US"/>
         </w:rPr>
       </w:pPr>
-      <w:r>
-        <w:rPr>
-          <w:rFonts w:ascii="Cascadia Code" w:hAnsi="Cascadia Code" w:cs="Cascadia Code"/>
-          <w:lang w:val="en-US"/>
-        </w:rPr>
-        <w:t>WinTrust business leader.</w:t>
+      <w:proofErr w:type="spellStart"/>
+      <w:r>
+        <w:rPr>
+          <w:rFonts w:ascii="Cascadia Code" w:hAnsi="Cascadia Code" w:cs="Cascadia Code"/>
+          <w:lang w:val="en-US"/>
+        </w:rPr>
+        <w:t>WinTrust</w:t>
+      </w:r>
+      <w:proofErr w:type="spellEnd"/>
+      <w:r>
+        <w:rPr>
+          <w:rFonts w:ascii="Cascadia Code" w:hAnsi="Cascadia Code" w:cs="Cascadia Code"/>
+          <w:lang w:val="en-US"/>
+        </w:rPr>
+        <w:t xml:space="preserve"> business leader.</w:t>
       </w:r>
     </w:p>
     <w:p>
@@ -21702,6 +22144,7 @@
   <w:style w:type="character" w:default="1" w:styleId="DefaultParagraphFont">
     <w:name w:val="Default Paragraph Font"/>
     <w:uiPriority w:val="1"/>
+    <w:semiHidden/>
     <w:unhideWhenUsed/>
   </w:style>
   <w:style w:type="table" w:default="1" w:styleId="TableNormal">
@@ -22194,7 +22637,7 @@
     <w:charset w:val="00"/>
     <w:family w:val="modern"/>
     <w:pitch w:val="fixed"/>
-    <w:sig w:usb0="A1002AFF" w:usb1="4000F9FB" w:usb2="00040000" w:usb3="00000000" w:csb0="000001FF" w:csb1="00000000"/>
+    <w:sig w:usb0="A10002FF" w:usb1="4000F9FB" w:usb2="00040000" w:usb3="00000000" w:csb0="0000019F" w:csb1="00000000"/>
   </w:font>
 </w:fonts>
 </file>
@@ -22216,10 +22659,12 @@
   <w:rsids>
     <w:rsidRoot w:val="009776F8"/>
     <w:rsid w:val="000437F7"/>
+    <w:rsid w:val="00230D76"/>
     <w:rsid w:val="0033538D"/>
     <w:rsid w:val="009776F8"/>
     <w:rsid w:val="00A87BAB"/>
     <w:rsid w:val="00AB6B81"/>
+    <w:rsid w:val="00C61DD2"/>
     <w:rsid w:val="00EF5970"/>
   </w:rsids>
   <m:mathPr>
